--- a/public/assets/files/mohammad-kikhia.docx
+++ b/public/assets/files/mohammad-kikhia.docx
@@ -657,11 +657,208 @@
     </w:p>
     <w:p>
       <w:pPr>
-        <w:pStyle w:val="15"/>
         <w:numPr>
           <w:ilvl w:val="0"/>
           <w:numId w:val="2"/>
         </w:numPr>
+        <w:bidi w:val="0"/>
+        <w:rPr>
+          <w:rStyle w:val="2"/>
+        </w:rPr>
+      </w:pPr>
+      <w:r>
+        <w:rPr>
+          <w:rStyle w:val="2"/>
+        </w:rPr>
+        <w:t>Developed scalable frontend features using React.js and Next.js.</w:t>
+      </w:r>
+    </w:p>
+    <w:p>
+      <w:pPr>
+        <w:numPr>
+          <w:ilvl w:val="0"/>
+          <w:numId w:val="2"/>
+        </w:numPr>
+        <w:bidi w:val="0"/>
+        <w:rPr>
+          <w:rStyle w:val="2"/>
+        </w:rPr>
+      </w:pPr>
+      <w:r>
+        <w:rPr>
+          <w:rStyle w:val="2"/>
+        </w:rPr>
+        <w:t>Built complex dashboards and UI flows for business tools, WhatsApp business integration, and POS systems.</w:t>
+      </w:r>
+    </w:p>
+    <w:p>
+      <w:pPr>
+        <w:numPr>
+          <w:ilvl w:val="0"/>
+          <w:numId w:val="2"/>
+        </w:numPr>
+        <w:bidi w:val="0"/>
+        <w:rPr>
+          <w:rStyle w:val="2"/>
+        </w:rPr>
+      </w:pPr>
+      <w:r>
+        <w:rPr>
+          <w:rStyle w:val="2"/>
+        </w:rPr>
+        <w:t>Integrated APIs and collaborated with backend teams for feature delivery.</w:t>
+      </w:r>
+    </w:p>
+    <w:p>
+      <w:pPr>
+        <w:numPr>
+          <w:ilvl w:val="0"/>
+          <w:numId w:val="2"/>
+        </w:numPr>
+        <w:bidi w:val="0"/>
+        <w:rPr>
+          <w:rStyle w:val="2"/>
+        </w:rPr>
+      </w:pPr>
+      <w:r>
+        <w:rPr>
+          <w:rStyle w:val="2"/>
+        </w:rPr>
+        <w:t>Improved performance and user experience across multiple platforms.</w:t>
+      </w:r>
+    </w:p>
+    <w:p>
+      <w:pPr>
+        <w:bidi w:val="0"/>
+        <w:rPr>
+          <w:b/>
+          <w:bCs/>
+          <w:sz w:val="28"/>
+          <w:szCs w:val="28"/>
+          <w:rtl/>
+        </w:rPr>
+      </w:pPr>
+    </w:p>
+    <w:p>
+      <w:pPr>
+        <w:bidi w:val="0"/>
+        <w:rPr>
+          <w:sz w:val="24"/>
+          <w:szCs w:val="24"/>
+        </w:rPr>
+      </w:pPr>
+      <w:r>
+        <w:rPr>
+          <w:b/>
+          <w:bCs/>
+          <w:sz w:val="28"/>
+          <w:szCs w:val="28"/>
+        </w:rPr>
+        <w:t xml:space="preserve">Freelancer, </w:t>
+      </w:r>
+      <w:r>
+        <w:rPr>
+          <w:sz w:val="24"/>
+          <w:szCs w:val="24"/>
+        </w:rPr>
+        <w:t>(Remote / Independent)</w:t>
+      </w:r>
+      <w:r>
+        <w:rPr>
+          <w:rFonts w:hint="cs"/>
+          <w:b/>
+          <w:bCs/>
+          <w:sz w:val="28"/>
+          <w:szCs w:val="28"/>
+          <w:rtl/>
+        </w:rPr>
+        <w:t xml:space="preserve">                                                              </w:t>
+      </w:r>
+      <w:r>
+        <w:rPr>
+          <w:sz w:val="24"/>
+          <w:szCs w:val="24"/>
+        </w:rPr>
+        <w:t>04/2023 – 03/2024</w:t>
+      </w:r>
+    </w:p>
+    <w:p>
+      <w:pPr>
+        <w:bidi w:val="0"/>
+        <w:rPr>
+          <w:b/>
+          <w:bCs/>
+          <w:sz w:val="24"/>
+          <w:szCs w:val="24"/>
+        </w:rPr>
+      </w:pPr>
+      <w:r>
+        <w:rPr>
+          <w:b/>
+          <w:bCs/>
+          <w:sz w:val="24"/>
+          <w:szCs w:val="24"/>
+        </w:rPr>
+        <w:t>Frontend Developer</w:t>
+      </w:r>
+    </w:p>
+    <w:p>
+      <w:pPr>
+        <w:numPr>
+          <w:ilvl w:val="0"/>
+          <w:numId w:val="2"/>
+        </w:numPr>
+        <w:bidi w:val="0"/>
+        <w:rPr>
+          <w:rStyle w:val="2"/>
+        </w:rPr>
+      </w:pPr>
+      <w:r>
+        <w:rPr>
+          <w:rStyle w:val="2"/>
+        </w:rPr>
+        <w:t>Built responsive web applications using React.js and Next.js.</w:t>
+      </w:r>
+    </w:p>
+    <w:p>
+      <w:pPr>
+        <w:numPr>
+          <w:ilvl w:val="0"/>
+          <w:numId w:val="2"/>
+        </w:numPr>
+        <w:bidi w:val="0"/>
+        <w:rPr>
+          <w:rStyle w:val="2"/>
+        </w:rPr>
+      </w:pPr>
+      <w:r>
+        <w:rPr>
+          <w:rStyle w:val="2"/>
+        </w:rPr>
+        <w:t>Integrated REST APIs and improved data handling performance.</w:t>
+      </w:r>
+    </w:p>
+    <w:p>
+      <w:pPr>
+        <w:numPr>
+          <w:ilvl w:val="0"/>
+          <w:numId w:val="2"/>
+        </w:numPr>
+        <w:bidi w:val="0"/>
+        <w:rPr>
+          <w:rStyle w:val="2"/>
+        </w:rPr>
+      </w:pPr>
+      <w:r>
+        <w:rPr>
+          <w:rStyle w:val="2"/>
+        </w:rPr>
+        <w:t>Optimized UI/UX for better usability and responsiveness.</w:t>
+      </w:r>
+    </w:p>
+    <w:p>
+      <w:pPr>
+        <w:pStyle w:val="15"/>
         <w:rPr>
           <w:rFonts w:cstheme="minorBidi"/>
           <w:color w:val="auto"/>
@@ -669,91 +866,100 @@
           <w:szCs w:val="20"/>
         </w:rPr>
       </w:pPr>
-      <w:r>
-        <w:rPr>
-          <w:rFonts w:cstheme="minorBidi"/>
-          <w:color w:val="auto"/>
-          <w:sz w:val="20"/>
-          <w:szCs w:val="20"/>
-        </w:rPr>
-        <w:t>Developed scalable frontend features using React.js and Next.js.</w:t>
-      </w:r>
-    </w:p>
-    <w:p>
-      <w:pPr>
-        <w:pStyle w:val="15"/>
-        <w:numPr>
-          <w:ilvl w:val="0"/>
-          <w:numId w:val="2"/>
-        </w:numPr>
-        <w:rPr>
-          <w:rFonts w:cstheme="minorBidi"/>
-          <w:color w:val="auto"/>
-          <w:sz w:val="20"/>
-          <w:szCs w:val="20"/>
-        </w:rPr>
-      </w:pPr>
-      <w:r>
-        <w:rPr>
-          <w:rFonts w:cstheme="minorBidi"/>
-          <w:color w:val="auto"/>
-          <w:sz w:val="20"/>
-          <w:szCs w:val="20"/>
-        </w:rPr>
-        <w:t>Built complex dashboards and UI flows for business tools, WhatsApp business integration, and POS systems.</w:t>
-      </w:r>
-    </w:p>
-    <w:p>
-      <w:pPr>
-        <w:pStyle w:val="15"/>
-        <w:numPr>
-          <w:ilvl w:val="0"/>
-          <w:numId w:val="2"/>
-        </w:numPr>
-        <w:rPr>
-          <w:rFonts w:cstheme="minorBidi"/>
-          <w:color w:val="auto"/>
-          <w:sz w:val="20"/>
-          <w:szCs w:val="20"/>
-        </w:rPr>
-      </w:pPr>
-      <w:r>
-        <w:rPr>
-          <w:rFonts w:cstheme="minorBidi"/>
-          <w:color w:val="auto"/>
-          <w:sz w:val="20"/>
-          <w:szCs w:val="20"/>
-        </w:rPr>
-        <w:t>Integrated APIs and collaborated with backend teams for feature delivery.</w:t>
-      </w:r>
-    </w:p>
-    <w:p>
-      <w:pPr>
-        <w:pStyle w:val="15"/>
-        <w:numPr>
-          <w:ilvl w:val="0"/>
-          <w:numId w:val="2"/>
-        </w:numPr>
-        <w:rPr>
-          <w:rFonts w:cstheme="minorBidi"/>
-          <w:color w:val="auto"/>
-          <w:sz w:val="20"/>
-          <w:szCs w:val="20"/>
-        </w:rPr>
-      </w:pPr>
-      <w:r>
-        <w:rPr>
-          <w:rFonts w:cstheme="minorBidi"/>
-          <w:color w:val="auto"/>
-          <w:sz w:val="20"/>
-          <w:szCs w:val="20"/>
-        </w:rPr>
-        <w:t>Improved performance and user experience across multiple platforms.</w:t>
-      </w:r>
-    </w:p>
-    <w:p>
-      <w:pPr>
-        <w:bidi w:val="0"/>
+    </w:p>
+    <w:p>
+      <w:pPr>
+        <w:pStyle w:val="12"/>
+        <w:bidi w:val="0"/>
+        <w:rPr>
+          <w:rFonts w:ascii="Calibri" w:hAnsi="Calibri" w:cs="Calibri"/>
+          <w:lang w:val="zh-CN"/>
+        </w:rPr>
+      </w:pPr>
+    </w:p>
+    <w:p>
+      <w:pPr>
+        <w:pBdr>
+          <w:bottom w:val="single" w:color="auto" w:sz="4" w:space="1"/>
+        </w:pBdr>
+        <w:bidi w:val="0"/>
+        <w:jc w:val="center"/>
+        <w:rPr>
+          <w:b/>
+          <w:bCs/>
+          <w:sz w:val="32"/>
+          <w:szCs w:val="32"/>
+        </w:rPr>
+      </w:pPr>
+      <w:r>
+        <w:rPr>
+          <w:b/>
+          <w:bCs/>
+          <w:sz w:val="32"/>
+          <w:szCs w:val="32"/>
+        </w:rPr>
+        <w:t>EDUCATION</w:t>
+      </w:r>
+    </w:p>
+    <w:p>
+      <w:pPr>
+        <w:bidi w:val="0"/>
+        <w:ind w:left="360"/>
+        <w:jc w:val="center"/>
+      </w:pPr>
+      <w:r>
+        <w:rPr>
+          <w:b/>
+          <w:bCs/>
+        </w:rPr>
+        <w:t>English Literature</w:t>
+      </w:r>
+      <w:r>
+        <w:t xml:space="preserve"> | Latakia University. (2015-2020)</w:t>
+      </w:r>
+    </w:p>
+    <w:p>
+      <w:pPr>
+        <w:bidi w:val="0"/>
+        <w:ind w:left="360"/>
+        <w:jc w:val="center"/>
+      </w:pPr>
+    </w:p>
+    <w:p>
+      <w:pPr>
+        <w:bidi w:val="0"/>
+        <w:ind w:left="360"/>
+        <w:jc w:val="center"/>
+      </w:pPr>
+    </w:p>
+    <w:p>
+      <w:pPr>
+        <w:pBdr>
+          <w:bottom w:val="single" w:color="auto" w:sz="4" w:space="1"/>
+        </w:pBdr>
+        <w:bidi w:val="0"/>
+        <w:jc w:val="center"/>
+        <w:rPr>
+          <w:b/>
+          <w:bCs/>
+          <w:sz w:val="32"/>
+          <w:szCs w:val="32"/>
+        </w:rPr>
+      </w:pPr>
+      <w:r>
+        <w:rPr>
+          <w:b/>
+          <w:bCs/>
+          <w:sz w:val="32"/>
+          <w:szCs w:val="32"/>
+        </w:rPr>
+        <w:t>PROJECTS</w:t>
+      </w:r>
+    </w:p>
+    <w:p>
+      <w:pPr>
+        <w:bidi w:val="0"/>
+        <w:spacing w:after="0"/>
         <w:rPr>
           <w:b/>
           <w:bCs/>
@@ -762,15 +968,6 @@
           <w:rtl/>
         </w:rPr>
       </w:pPr>
-    </w:p>
-    <w:p>
-      <w:pPr>
-        <w:bidi w:val="0"/>
-        <w:rPr>
-          <w:sz w:val="24"/>
-          <w:szCs w:val="24"/>
-        </w:rPr>
-      </w:pPr>
       <w:r>
         <w:rPr>
           <w:b/>
@@ -778,253 +975,6 @@
           <w:sz w:val="28"/>
           <w:szCs w:val="28"/>
         </w:rPr>
-        <w:t xml:space="preserve">Freelancer, </w:t>
-      </w:r>
-      <w:r>
-        <w:rPr>
-          <w:sz w:val="24"/>
-          <w:szCs w:val="24"/>
-        </w:rPr>
-        <w:t>(Remote / Independent)</w:t>
-      </w:r>
-      <w:r>
-        <w:rPr>
-          <w:rFonts w:hint="cs"/>
-          <w:b/>
-          <w:bCs/>
-          <w:sz w:val="28"/>
-          <w:szCs w:val="28"/>
-          <w:rtl/>
-        </w:rPr>
-        <w:t xml:space="preserve">                                                              </w:t>
-      </w:r>
-      <w:r>
-        <w:rPr>
-          <w:sz w:val="24"/>
-          <w:szCs w:val="24"/>
-        </w:rPr>
-        <w:t>04/2023 – 03/2024</w:t>
-      </w:r>
-    </w:p>
-    <w:p>
-      <w:pPr>
-        <w:bidi w:val="0"/>
-        <w:rPr>
-          <w:b/>
-          <w:bCs/>
-          <w:sz w:val="24"/>
-          <w:szCs w:val="24"/>
-        </w:rPr>
-      </w:pPr>
-      <w:r>
-        <w:rPr>
-          <w:b/>
-          <w:bCs/>
-          <w:sz w:val="24"/>
-          <w:szCs w:val="24"/>
-        </w:rPr>
-        <w:t>Frontend Developer</w:t>
-      </w:r>
-    </w:p>
-    <w:p>
-      <w:pPr>
-        <w:pStyle w:val="15"/>
-        <w:numPr>
-          <w:ilvl w:val="0"/>
-          <w:numId w:val="2"/>
-        </w:numPr>
-        <w:rPr>
-          <w:rFonts w:cstheme="minorBidi"/>
-          <w:color w:val="auto"/>
-          <w:sz w:val="20"/>
-          <w:szCs w:val="20"/>
-        </w:rPr>
-      </w:pPr>
-      <w:r>
-        <w:rPr>
-          <w:rFonts w:cstheme="minorBidi"/>
-          <w:color w:val="auto"/>
-          <w:sz w:val="20"/>
-          <w:szCs w:val="20"/>
-        </w:rPr>
-        <w:t>Built responsive web applications using React.js and Next.js.</w:t>
-      </w:r>
-    </w:p>
-    <w:p>
-      <w:pPr>
-        <w:pStyle w:val="15"/>
-        <w:numPr>
-          <w:ilvl w:val="0"/>
-          <w:numId w:val="2"/>
-        </w:numPr>
-        <w:rPr>
-          <w:rFonts w:cstheme="minorBidi"/>
-          <w:color w:val="auto"/>
-          <w:sz w:val="20"/>
-          <w:szCs w:val="20"/>
-        </w:rPr>
-      </w:pPr>
-      <w:r>
-        <w:rPr>
-          <w:rFonts w:cstheme="minorBidi"/>
-          <w:color w:val="auto"/>
-          <w:sz w:val="20"/>
-          <w:szCs w:val="20"/>
-        </w:rPr>
-        <w:t>Integrated REST APIs and improved data handling performance.</w:t>
-      </w:r>
-    </w:p>
-    <w:p>
-      <w:pPr>
-        <w:pStyle w:val="15"/>
-        <w:numPr>
-          <w:ilvl w:val="0"/>
-          <w:numId w:val="2"/>
-        </w:numPr>
-        <w:rPr>
-          <w:rFonts w:cstheme="minorBidi"/>
-          <w:color w:val="auto"/>
-          <w:sz w:val="20"/>
-          <w:szCs w:val="20"/>
-        </w:rPr>
-      </w:pPr>
-      <w:r>
-        <w:rPr>
-          <w:rFonts w:cstheme="minorBidi"/>
-          <w:color w:val="auto"/>
-          <w:sz w:val="20"/>
-          <w:szCs w:val="20"/>
-        </w:rPr>
-        <w:t>Optimized UI/UX for better usability and responsiveness</w:t>
-      </w:r>
-      <w:r>
-        <w:rPr>
-          <w:rFonts w:ascii="Calibri" w:hAnsi="Calibri" w:cs="Calibri"/>
-        </w:rPr>
-        <w:t>.</w:t>
-      </w:r>
-    </w:p>
-    <w:p>
-      <w:pPr>
-        <w:pStyle w:val="15"/>
-        <w:rPr>
-          <w:rFonts w:cstheme="minorBidi"/>
-          <w:color w:val="auto"/>
-          <w:sz w:val="20"/>
-          <w:szCs w:val="20"/>
-        </w:rPr>
-      </w:pPr>
-    </w:p>
-    <w:p>
-      <w:pPr>
-        <w:pStyle w:val="12"/>
-        <w:bidi w:val="0"/>
-        <w:rPr>
-          <w:rFonts w:ascii="Calibri" w:hAnsi="Calibri" w:cs="Calibri"/>
-          <w:lang w:val="zh-CN"/>
-        </w:rPr>
-      </w:pPr>
-      <w:bookmarkStart w:id="1" w:name="_GoBack"/>
-      <w:bookmarkEnd w:id="1"/>
-    </w:p>
-    <w:p>
-      <w:pPr>
-        <w:pBdr>
-          <w:bottom w:val="single" w:color="auto" w:sz="4" w:space="1"/>
-        </w:pBdr>
-        <w:bidi w:val="0"/>
-        <w:jc w:val="center"/>
-        <w:rPr>
-          <w:b/>
-          <w:bCs/>
-          <w:sz w:val="32"/>
-          <w:szCs w:val="32"/>
-        </w:rPr>
-      </w:pPr>
-      <w:r>
-        <w:rPr>
-          <w:b/>
-          <w:bCs/>
-          <w:sz w:val="32"/>
-          <w:szCs w:val="32"/>
-        </w:rPr>
-        <w:t>EDUCATION</w:t>
-      </w:r>
-    </w:p>
-    <w:p>
-      <w:pPr>
-        <w:bidi w:val="0"/>
-        <w:ind w:left="360"/>
-        <w:jc w:val="center"/>
-      </w:pPr>
-      <w:r>
-        <w:rPr>
-          <w:b/>
-          <w:bCs/>
-        </w:rPr>
-        <w:t>English Literature</w:t>
-      </w:r>
-      <w:r>
-        <w:t xml:space="preserve"> | Latakia University. (2015-2020)</w:t>
-      </w:r>
-    </w:p>
-    <w:p>
-      <w:pPr>
-        <w:bidi w:val="0"/>
-        <w:ind w:left="360"/>
-        <w:jc w:val="center"/>
-      </w:pPr>
-    </w:p>
-    <w:p>
-      <w:pPr>
-        <w:bidi w:val="0"/>
-        <w:ind w:left="360"/>
-        <w:jc w:val="center"/>
-      </w:pPr>
-    </w:p>
-    <w:p>
-      <w:pPr>
-        <w:pBdr>
-          <w:bottom w:val="single" w:color="auto" w:sz="4" w:space="1"/>
-        </w:pBdr>
-        <w:bidi w:val="0"/>
-        <w:jc w:val="center"/>
-        <w:rPr>
-          <w:b/>
-          <w:bCs/>
-          <w:sz w:val="32"/>
-          <w:szCs w:val="32"/>
-        </w:rPr>
-      </w:pPr>
-      <w:r>
-        <w:rPr>
-          <w:b/>
-          <w:bCs/>
-          <w:sz w:val="32"/>
-          <w:szCs w:val="32"/>
-        </w:rPr>
-        <w:t>PROJECTS</w:t>
-      </w:r>
-    </w:p>
-    <w:p>
-      <w:pPr>
-        <w:bidi w:val="0"/>
-        <w:spacing w:after="0"/>
-        <w:rPr>
-          <w:b/>
-          <w:bCs/>
-          <w:sz w:val="28"/>
-          <w:szCs w:val="28"/>
-          <w:rtl/>
-        </w:rPr>
-      </w:pPr>
-      <w:r>
-        <w:rPr>
-          <w:b/>
-          <w:bCs/>
-          <w:sz w:val="28"/>
-          <w:szCs w:val="28"/>
-        </w:rPr>
         <w:t>uShopia</w:t>
       </w:r>
     </w:p>
@@ -1072,490 +1022,6 @@
           <w:bCs/>
         </w:rPr>
         <w:t>Key Features:</w:t>
-      </w:r>
-    </w:p>
-    <w:p>
-      <w:pPr>
-        <w:pStyle w:val="15"/>
-        <w:numPr>
-          <w:ilvl w:val="0"/>
-          <w:numId w:val="2"/>
-        </w:numPr>
-        <w:rPr>
-          <w:rFonts w:cstheme="minorBidi"/>
-          <w:color w:val="auto"/>
-          <w:sz w:val="20"/>
-          <w:szCs w:val="20"/>
-        </w:rPr>
-      </w:pPr>
-      <w:r>
-        <w:rPr>
-          <w:rFonts w:cstheme="minorBidi"/>
-          <w:color w:val="auto"/>
-          <w:sz w:val="20"/>
-          <w:szCs w:val="20"/>
-        </w:rPr>
-        <w:t>Developed a frontend-focused eCommerce application using Next.js 16 following best practices.</w:t>
-      </w:r>
-    </w:p>
-    <w:p>
-      <w:pPr>
-        <w:pStyle w:val="15"/>
-        <w:numPr>
-          <w:ilvl w:val="0"/>
-          <w:numId w:val="2"/>
-        </w:numPr>
-        <w:rPr>
-          <w:rFonts w:cstheme="minorBidi"/>
-          <w:color w:val="auto"/>
-          <w:sz w:val="20"/>
-          <w:szCs w:val="20"/>
-        </w:rPr>
-      </w:pPr>
-      <w:r>
-        <w:rPr>
-          <w:rFonts w:cstheme="minorBidi"/>
-          <w:color w:val="auto"/>
-          <w:sz w:val="20"/>
-          <w:szCs w:val="20"/>
-        </w:rPr>
-        <w:t>Implemented SSR to improve initial load time and boost SEO performance.</w:t>
-      </w:r>
-    </w:p>
-    <w:p>
-      <w:pPr>
-        <w:pStyle w:val="15"/>
-        <w:numPr>
-          <w:ilvl w:val="0"/>
-          <w:numId w:val="2"/>
-        </w:numPr>
-        <w:rPr>
-          <w:rFonts w:ascii="Calibri" w:hAnsi="Calibri" w:cs="Calibri"/>
-        </w:rPr>
-      </w:pPr>
-      <w:r>
-        <w:rPr>
-          <w:rFonts w:cstheme="minorBidi"/>
-          <w:color w:val="auto"/>
-          <w:sz w:val="20"/>
-          <w:szCs w:val="20"/>
-        </w:rPr>
-        <w:t>Designed scalable, responsive UI following modern best practices.</w:t>
-      </w:r>
-    </w:p>
-    <w:p>
-      <w:pPr>
-        <w:pStyle w:val="15"/>
-        <w:rPr>
-          <w:rFonts w:ascii="Calibri" w:hAnsi="Calibri" w:cs="Calibri"/>
-        </w:rPr>
-      </w:pPr>
-    </w:p>
-    <w:p>
-      <w:pPr>
-        <w:pStyle w:val="12"/>
-        <w:bidi w:val="0"/>
-        <w:ind w:left="0"/>
-        <w:rPr>
-          <w:rFonts w:ascii="Calibri" w:hAnsi="Calibri" w:cs="Calibri"/>
-        </w:rPr>
-      </w:pPr>
-      <w:r>
-        <w:rPr>
-          <w:b/>
-          <w:bCs/>
-        </w:rPr>
-        <w:t>Live Demo:</w:t>
-      </w:r>
-      <w:r>
-        <w:rPr>
-          <w:rFonts w:ascii="Calibri" w:hAnsi="Calibri" w:cs="Calibri"/>
-        </w:rPr>
-        <w:t xml:space="preserve"> </w:t>
-      </w:r>
-      <w:r>
-        <w:fldChar w:fldCharType="begin"/>
-      </w:r>
-      <w:r>
-        <w:instrText xml:space="preserve"> HYPERLINK "https://u-shopia.vercel.app/" </w:instrText>
-      </w:r>
-      <w:r>
-        <w:fldChar w:fldCharType="separate"/>
-      </w:r>
-      <w:r>
-        <w:rPr>
-          <w:rStyle w:val="7"/>
-          <w:rFonts w:ascii="Calibri" w:hAnsi="Calibri" w:cs="Calibri"/>
-        </w:rPr>
-        <w:t>u-shopia.vercel.app</w:t>
-      </w:r>
-      <w:r>
-        <w:rPr>
-          <w:rStyle w:val="7"/>
-          <w:rFonts w:ascii="Calibri" w:hAnsi="Calibri" w:cs="Calibri"/>
-        </w:rPr>
-        <w:fldChar w:fldCharType="end"/>
-      </w:r>
-      <w:r>
-        <w:rPr>
-          <w:rFonts w:ascii="Calibri" w:hAnsi="Calibri" w:cs="Calibri"/>
-        </w:rPr>
-        <w:br w:type="textWrapping"/>
-      </w:r>
-      <w:r>
-        <w:rPr>
-          <w:b/>
-          <w:bCs/>
-        </w:rPr>
-        <w:t>Code:</w:t>
-      </w:r>
-      <w:r>
-        <w:rPr>
-          <w:rFonts w:ascii="Calibri" w:hAnsi="Calibri" w:cs="Calibri"/>
-        </w:rPr>
-        <w:t xml:space="preserve"> </w:t>
-      </w:r>
-      <w:r>
-        <w:fldChar w:fldCharType="begin"/>
-      </w:r>
-      <w:r>
-        <w:instrText xml:space="preserve"> HYPERLINK "https://github.com/mohammad-kikhia/u-shopia" </w:instrText>
-      </w:r>
-      <w:r>
-        <w:fldChar w:fldCharType="separate"/>
-      </w:r>
-      <w:r>
-        <w:rPr>
-          <w:rStyle w:val="7"/>
-          <w:rFonts w:ascii="Calibri" w:hAnsi="Calibri" w:cs="Calibri"/>
-        </w:rPr>
-        <w:t>github.com/mohammad-kikhia/u-shopia</w:t>
-      </w:r>
-      <w:r>
-        <w:rPr>
-          <w:rStyle w:val="7"/>
-          <w:rFonts w:ascii="Calibri" w:hAnsi="Calibri" w:cs="Calibri"/>
-        </w:rPr>
-        <w:fldChar w:fldCharType="end"/>
-      </w:r>
-    </w:p>
-    <w:p>
-      <w:pPr>
-        <w:pStyle w:val="12"/>
-        <w:bidi w:val="0"/>
-        <w:ind w:left="0"/>
-        <w:rPr>
-          <w:rFonts w:ascii="Calibri" w:hAnsi="Calibri" w:cs="Calibri"/>
-        </w:rPr>
-      </w:pPr>
-    </w:p>
-    <w:p>
-      <w:pPr>
-        <w:bidi w:val="0"/>
-        <w:spacing w:after="0"/>
-        <w:rPr>
-          <w:b/>
-          <w:bCs/>
-          <w:sz w:val="28"/>
-          <w:szCs w:val="28"/>
-          <w:rtl/>
-        </w:rPr>
-      </w:pPr>
-      <w:r>
-        <w:rPr>
-          <w:b/>
-          <w:bCs/>
-          <w:sz w:val="28"/>
-          <w:szCs w:val="28"/>
-        </w:rPr>
-        <w:t>Dynamic Weather App</w:t>
-      </w:r>
-    </w:p>
-    <w:p>
-      <w:pPr>
-        <w:bidi w:val="0"/>
-        <w:spacing w:after="0"/>
-        <w:rPr>
-          <w:rFonts w:ascii="Calibri" w:hAnsi="Calibri" w:cs="Calibri"/>
-          <w:rtl/>
-        </w:rPr>
-      </w:pPr>
-      <w:r>
-        <w:rPr>
-          <w:rFonts w:ascii="Calibri" w:hAnsi="Calibri" w:cs="Calibri"/>
-        </w:rPr>
-        <w:t>A weather app with dynamic animated weather background made with Next.js 13 - app router.</w:t>
-      </w:r>
-    </w:p>
-    <w:p>
-      <w:pPr>
-        <w:bidi w:val="0"/>
-        <w:spacing w:after="0"/>
-        <w:rPr>
-          <w:rFonts w:ascii="Calibri" w:hAnsi="Calibri" w:cs="Calibri"/>
-        </w:rPr>
-      </w:pPr>
-    </w:p>
-    <w:p>
-      <w:pPr>
-        <w:pStyle w:val="12"/>
-        <w:bidi w:val="0"/>
-        <w:ind w:left="0"/>
-        <w:rPr>
-          <w:b/>
-          <w:bCs/>
-        </w:rPr>
-      </w:pPr>
-      <w:r>
-        <w:rPr>
-          <w:b/>
-          <w:bCs/>
-        </w:rPr>
-        <w:t>Key Highlights:</w:t>
-      </w:r>
-    </w:p>
-    <w:p>
-      <w:pPr>
-        <w:pStyle w:val="15"/>
-        <w:numPr>
-          <w:ilvl w:val="0"/>
-          <w:numId w:val="2"/>
-        </w:numPr>
-        <w:rPr>
-          <w:rFonts w:cstheme="minorBidi"/>
-          <w:color w:val="auto"/>
-          <w:sz w:val="20"/>
-          <w:szCs w:val="20"/>
-        </w:rPr>
-      </w:pPr>
-      <w:r>
-        <w:rPr>
-          <w:rFonts w:cstheme="minorBidi"/>
-          <w:color w:val="auto"/>
-          <w:sz w:val="20"/>
-          <w:szCs w:val="20"/>
-        </w:rPr>
-        <w:t>Built with Next.js (App Router).</w:t>
-      </w:r>
-    </w:p>
-    <w:p>
-      <w:pPr>
-        <w:pStyle w:val="15"/>
-        <w:numPr>
-          <w:ilvl w:val="0"/>
-          <w:numId w:val="2"/>
-        </w:numPr>
-        <w:rPr>
-          <w:rFonts w:cstheme="minorBidi"/>
-          <w:color w:val="auto"/>
-          <w:sz w:val="20"/>
-          <w:szCs w:val="20"/>
-        </w:rPr>
-      </w:pPr>
-      <w:r>
-        <w:rPr>
-          <w:rFonts w:cstheme="minorBidi"/>
-          <w:color w:val="auto"/>
-          <w:sz w:val="20"/>
-          <w:szCs w:val="20"/>
-        </w:rPr>
-        <w:t>Implemented dynamic UI with animated weather backgrounds made with custom CSS.</w:t>
-      </w:r>
-    </w:p>
-    <w:p>
-      <w:pPr>
-        <w:pStyle w:val="15"/>
-        <w:numPr>
-          <w:ilvl w:val="0"/>
-          <w:numId w:val="2"/>
-        </w:numPr>
-        <w:rPr>
-          <w:rFonts w:cstheme="minorBidi"/>
-          <w:color w:val="auto"/>
-          <w:sz w:val="20"/>
-          <w:szCs w:val="20"/>
-        </w:rPr>
-      </w:pPr>
-      <w:r>
-        <w:rPr>
-          <w:rFonts w:cstheme="minorBidi"/>
-          <w:color w:val="auto"/>
-          <w:sz w:val="20"/>
-          <w:szCs w:val="20"/>
-        </w:rPr>
-        <w:t>Integrated external APIs for real-time weather data.</w:t>
-      </w:r>
-    </w:p>
-    <w:p>
-      <w:pPr>
-        <w:bidi w:val="0"/>
-        <w:rPr>
-          <w:b/>
-          <w:bCs/>
-        </w:rPr>
-      </w:pPr>
-    </w:p>
-    <w:p>
-      <w:pPr>
-        <w:bidi w:val="0"/>
-        <w:rPr>
-          <w:rFonts w:ascii="Calibri" w:hAnsi="Calibri" w:cs="Calibri"/>
-        </w:rPr>
-      </w:pPr>
-      <w:r>
-        <w:rPr>
-          <w:b/>
-          <w:bCs/>
-        </w:rPr>
-        <w:t>Live Demo:</w:t>
-      </w:r>
-      <w:r>
-        <w:rPr>
-          <w:rFonts w:ascii="Calibri" w:hAnsi="Calibri" w:cs="Calibri"/>
-        </w:rPr>
-        <w:t xml:space="preserve"> </w:t>
-      </w:r>
-      <w:r>
-        <w:fldChar w:fldCharType="begin"/>
-      </w:r>
-      <w:r>
-        <w:instrText xml:space="preserve"> HYPERLINK "https://dynamic-weather-app-next13.vercel.app" </w:instrText>
-      </w:r>
-      <w:r>
-        <w:fldChar w:fldCharType="separate"/>
-      </w:r>
-      <w:r>
-        <w:rPr>
-          <w:rStyle w:val="7"/>
-          <w:rFonts w:ascii="Calibri" w:hAnsi="Calibri" w:cs="Calibri"/>
-        </w:rPr>
-        <w:t>dynamic-weather-app-next13.vercel.app</w:t>
-      </w:r>
-      <w:r>
-        <w:rPr>
-          <w:rStyle w:val="7"/>
-          <w:rFonts w:ascii="Calibri" w:hAnsi="Calibri" w:cs="Calibri"/>
-        </w:rPr>
-        <w:fldChar w:fldCharType="end"/>
-      </w:r>
-      <w:r>
-        <w:rPr>
-          <w:rStyle w:val="7"/>
-        </w:rPr>
-        <w:br w:type="textWrapping"/>
-      </w:r>
-      <w:r>
-        <w:rPr>
-          <w:b/>
-          <w:bCs/>
-        </w:rPr>
-        <w:t>Code:</w:t>
-      </w:r>
-      <w:r>
-        <w:rPr>
-          <w:rFonts w:ascii="Calibri" w:hAnsi="Calibri" w:cs="Calibri"/>
-        </w:rPr>
-        <w:t xml:space="preserve"> </w:t>
-      </w:r>
-      <w:r>
-        <w:fldChar w:fldCharType="begin"/>
-      </w:r>
-      <w:r>
-        <w:instrText xml:space="preserve"> HYPERLINK "https://github.com/mohammad-kikhia/weather-app" </w:instrText>
-      </w:r>
-      <w:r>
-        <w:fldChar w:fldCharType="separate"/>
-      </w:r>
-      <w:r>
-        <w:rPr>
-          <w:rStyle w:val="7"/>
-          <w:rFonts w:ascii="Calibri" w:hAnsi="Calibri" w:cs="Calibri"/>
-        </w:rPr>
-        <w:t>github.com/mohammad-kikhia/weather-app</w:t>
-      </w:r>
-      <w:r>
-        <w:rPr>
-          <w:rStyle w:val="7"/>
-          <w:rFonts w:ascii="Calibri" w:hAnsi="Calibri" w:cs="Calibri"/>
-        </w:rPr>
-        <w:fldChar w:fldCharType="end"/>
-      </w:r>
-    </w:p>
-    <w:p>
-      <w:pPr>
-        <w:bidi w:val="0"/>
-        <w:rPr>
-          <w:rFonts w:ascii="Calibri" w:hAnsi="Calibri" w:cs="Calibri"/>
-        </w:rPr>
-      </w:pPr>
-    </w:p>
-    <w:p>
-      <w:pPr>
-        <w:pStyle w:val="12"/>
-        <w:bidi w:val="0"/>
-        <w:spacing w:after="0"/>
-        <w:ind w:left="0"/>
-        <w:rPr>
-          <w:b/>
-          <w:bCs/>
-          <w:sz w:val="28"/>
-          <w:szCs w:val="28"/>
-        </w:rPr>
-      </w:pPr>
-      <w:r>
-        <w:rPr>
-          <w:b/>
-          <w:bCs/>
-          <w:sz w:val="28"/>
-          <w:szCs w:val="28"/>
-        </w:rPr>
-        <w:t>Minesweeper Game</w:t>
-      </w:r>
-    </w:p>
-    <w:p>
-      <w:pPr>
-        <w:pStyle w:val="12"/>
-        <w:bidi w:val="0"/>
-        <w:ind w:left="0"/>
-        <w:rPr>
-          <w:rFonts w:ascii="Calibri" w:hAnsi="Calibri" w:cs="Calibri"/>
-          <w:rtl/>
-        </w:rPr>
-      </w:pPr>
-      <w:r>
-        <w:rPr>
-          <w:rFonts w:ascii="Calibri" w:hAnsi="Calibri" w:cs="Calibri"/>
-        </w:rPr>
-        <w:t>My take on the infamous minesweeper game with React.js, Tailwind CSS, and Redux-Toolkit.</w:t>
-      </w:r>
-    </w:p>
-    <w:p>
-      <w:pPr>
-        <w:pStyle w:val="12"/>
-        <w:bidi w:val="0"/>
-        <w:ind w:left="0"/>
-        <w:rPr>
-          <w:b/>
-          <w:bCs/>
-        </w:rPr>
-      </w:pPr>
-    </w:p>
-    <w:p>
-      <w:pPr>
-        <w:pStyle w:val="12"/>
-        <w:bidi w:val="0"/>
-        <w:ind w:left="0"/>
-        <w:rPr>
-          <w:b/>
-          <w:bCs/>
-        </w:rPr>
-      </w:pPr>
-      <w:r>
-        <w:rPr>
-          <w:b/>
-          <w:bCs/>
-        </w:rPr>
-        <w:t>Key Highlights:</w:t>
       </w:r>
     </w:p>
     <w:p>
@@ -1567,22 +1033,14 @@
         </w:numPr>
         <w:bidi w:val="0"/>
         <w:rPr>
-          <w:rFonts w:ascii="Calibri" w:hAnsi="Calibri" w:cs="Calibri"/>
-          <w:lang w:val="zh-CN"/>
-        </w:rPr>
-      </w:pPr>
-      <w:r>
-        <w:rPr>
-          <w:rFonts w:ascii="Calibri" w:hAnsi="Calibri" w:cs="Calibri"/>
-        </w:rPr>
-        <w:t>B</w:t>
-      </w:r>
-      <w:r>
-        <w:rPr>
-          <w:rFonts w:ascii="Calibri" w:hAnsi="Calibri" w:cs="Calibri"/>
-          <w:lang w:val="zh-CN"/>
-        </w:rPr>
-        <w:t>uilt with React.js, Tailwind CSS, and Redux Toolkit.</w:t>
+          <w:rStyle w:val="2"/>
+        </w:rPr>
+      </w:pPr>
+      <w:r>
+        <w:rPr>
+          <w:rStyle w:val="2"/>
+        </w:rPr>
+        <w:t>Developed a frontend-focused eCommerce application using Next.js 16 following best practices.</w:t>
       </w:r>
     </w:p>
     <w:p>
@@ -1594,28 +1052,14 @@
         </w:numPr>
         <w:bidi w:val="0"/>
         <w:rPr>
-          <w:rFonts w:ascii="Calibri" w:hAnsi="Calibri" w:cs="Calibri"/>
-          <w:lang w:val="zh-CN"/>
-        </w:rPr>
-      </w:pPr>
-      <w:r>
-        <w:rPr>
-          <w:rFonts w:ascii="Calibri" w:hAnsi="Calibri" w:cs="Calibri"/>
-        </w:rPr>
-        <w:t>I</w:t>
-      </w:r>
-      <w:r>
-        <w:rPr>
-          <w:rFonts w:ascii="Calibri" w:hAnsi="Calibri" w:cs="Calibri"/>
-          <w:lang w:val="zh-CN"/>
-        </w:rPr>
-        <w:t>mplemented full game logic and state management</w:t>
-      </w:r>
-      <w:r>
-        <w:rPr>
-          <w:rFonts w:ascii="Calibri" w:hAnsi="Calibri" w:cs="Calibri"/>
-        </w:rPr>
-        <w:t>.</w:t>
+          <w:rStyle w:val="2"/>
+        </w:rPr>
+      </w:pPr>
+      <w:r>
+        <w:rPr>
+          <w:rStyle w:val="2"/>
+        </w:rPr>
+        <w:t>Implemented SSR to improve initial load time and boost SEO performance.</w:t>
       </w:r>
     </w:p>
     <w:p>
@@ -1627,6 +1071,464 @@
         </w:numPr>
         <w:bidi w:val="0"/>
         <w:rPr>
+          <w:rStyle w:val="2"/>
+        </w:rPr>
+      </w:pPr>
+      <w:r>
+        <w:rPr>
+          <w:rStyle w:val="2"/>
+        </w:rPr>
+        <w:t>Designed scalable, responsive UI following modern best practices.</w:t>
+      </w:r>
+    </w:p>
+    <w:p>
+      <w:pPr>
+        <w:pStyle w:val="15"/>
+        <w:rPr>
+          <w:rFonts w:ascii="Calibri" w:hAnsi="Calibri" w:cs="Calibri"/>
+        </w:rPr>
+      </w:pPr>
+    </w:p>
+    <w:p>
+      <w:pPr>
+        <w:pStyle w:val="12"/>
+        <w:bidi w:val="0"/>
+        <w:ind w:left="0"/>
+        <w:rPr>
+          <w:rFonts w:ascii="Calibri" w:hAnsi="Calibri" w:cs="Calibri"/>
+        </w:rPr>
+      </w:pPr>
+      <w:r>
+        <w:rPr>
+          <w:b/>
+          <w:bCs/>
+        </w:rPr>
+        <w:t>Live Demo:</w:t>
+      </w:r>
+      <w:r>
+        <w:rPr>
+          <w:rFonts w:ascii="Calibri" w:hAnsi="Calibri" w:cs="Calibri"/>
+        </w:rPr>
+        <w:t xml:space="preserve"> </w:t>
+      </w:r>
+      <w:r>
+        <w:fldChar w:fldCharType="begin"/>
+      </w:r>
+      <w:r>
+        <w:instrText xml:space="preserve"> HYPERLINK "https://u-shopia.vercel.app/" </w:instrText>
+      </w:r>
+      <w:r>
+        <w:fldChar w:fldCharType="separate"/>
+      </w:r>
+      <w:r>
+        <w:rPr>
+          <w:rStyle w:val="7"/>
+          <w:rFonts w:ascii="Calibri" w:hAnsi="Calibri" w:cs="Calibri"/>
+        </w:rPr>
+        <w:t>u-shopia.vercel.app</w:t>
+      </w:r>
+      <w:r>
+        <w:rPr>
+          <w:rStyle w:val="7"/>
+          <w:rFonts w:ascii="Calibri" w:hAnsi="Calibri" w:cs="Calibri"/>
+        </w:rPr>
+        <w:fldChar w:fldCharType="end"/>
+      </w:r>
+      <w:r>
+        <w:rPr>
+          <w:rFonts w:ascii="Calibri" w:hAnsi="Calibri" w:cs="Calibri"/>
+        </w:rPr>
+        <w:br w:type="textWrapping"/>
+      </w:r>
+      <w:r>
+        <w:rPr>
+          <w:b/>
+          <w:bCs/>
+        </w:rPr>
+        <w:t>Code:</w:t>
+      </w:r>
+      <w:r>
+        <w:rPr>
+          <w:rFonts w:ascii="Calibri" w:hAnsi="Calibri" w:cs="Calibri"/>
+        </w:rPr>
+        <w:t xml:space="preserve"> </w:t>
+      </w:r>
+      <w:r>
+        <w:fldChar w:fldCharType="begin"/>
+      </w:r>
+      <w:r>
+        <w:instrText xml:space="preserve"> HYPERLINK "https://github.com/mohammad-kikhia/u-shopia" </w:instrText>
+      </w:r>
+      <w:r>
+        <w:fldChar w:fldCharType="separate"/>
+      </w:r>
+      <w:r>
+        <w:rPr>
+          <w:rStyle w:val="7"/>
+          <w:rFonts w:ascii="Calibri" w:hAnsi="Calibri" w:cs="Calibri"/>
+        </w:rPr>
+        <w:t>github.com/mohammad-kikhia/u-shopia</w:t>
+      </w:r>
+      <w:r>
+        <w:rPr>
+          <w:rStyle w:val="7"/>
+          <w:rFonts w:ascii="Calibri" w:hAnsi="Calibri" w:cs="Calibri"/>
+        </w:rPr>
+        <w:fldChar w:fldCharType="end"/>
+      </w:r>
+    </w:p>
+    <w:p>
+      <w:pPr>
+        <w:pStyle w:val="12"/>
+        <w:bidi w:val="0"/>
+        <w:ind w:left="0"/>
+        <w:rPr>
+          <w:rFonts w:ascii="Calibri" w:hAnsi="Calibri" w:cs="Calibri"/>
+        </w:rPr>
+      </w:pPr>
+    </w:p>
+    <w:p>
+      <w:pPr>
+        <w:bidi w:val="0"/>
+        <w:spacing w:after="0"/>
+        <w:rPr>
+          <w:b/>
+          <w:bCs/>
+          <w:sz w:val="28"/>
+          <w:szCs w:val="28"/>
+          <w:rtl/>
+        </w:rPr>
+      </w:pPr>
+      <w:r>
+        <w:rPr>
+          <w:b/>
+          <w:bCs/>
+          <w:sz w:val="28"/>
+          <w:szCs w:val="28"/>
+        </w:rPr>
+        <w:t>Dynamic Weather App</w:t>
+      </w:r>
+    </w:p>
+    <w:p>
+      <w:pPr>
+        <w:bidi w:val="0"/>
+        <w:spacing w:after="0"/>
+        <w:rPr>
+          <w:rFonts w:ascii="Calibri" w:hAnsi="Calibri" w:cs="Calibri"/>
+          <w:rtl/>
+        </w:rPr>
+      </w:pPr>
+      <w:r>
+        <w:rPr>
+          <w:rFonts w:ascii="Calibri" w:hAnsi="Calibri" w:cs="Calibri"/>
+        </w:rPr>
+        <w:t>A weather app with dynamic animated weather background made with Next.js 13 - app router.</w:t>
+      </w:r>
+    </w:p>
+    <w:p>
+      <w:pPr>
+        <w:bidi w:val="0"/>
+        <w:spacing w:after="0"/>
+        <w:rPr>
+          <w:rFonts w:ascii="Calibri" w:hAnsi="Calibri" w:cs="Calibri"/>
+        </w:rPr>
+      </w:pPr>
+    </w:p>
+    <w:p>
+      <w:pPr>
+        <w:pStyle w:val="12"/>
+        <w:bidi w:val="0"/>
+        <w:ind w:left="0"/>
+        <w:rPr>
+          <w:b/>
+          <w:bCs/>
+        </w:rPr>
+      </w:pPr>
+      <w:r>
+        <w:rPr>
+          <w:b/>
+          <w:bCs/>
+        </w:rPr>
+        <w:t>Key Highlights:</w:t>
+      </w:r>
+    </w:p>
+    <w:p>
+      <w:pPr>
+        <w:numPr>
+          <w:ilvl w:val="0"/>
+          <w:numId w:val="2"/>
+        </w:numPr>
+        <w:bidi w:val="0"/>
+      </w:pPr>
+      <w:r>
+        <w:t>Built with Next.js (App Router).</w:t>
+      </w:r>
+    </w:p>
+    <w:p>
+      <w:pPr>
+        <w:numPr>
+          <w:ilvl w:val="0"/>
+          <w:numId w:val="2"/>
+        </w:numPr>
+        <w:bidi w:val="0"/>
+      </w:pPr>
+      <w:r>
+        <w:t>Implemented dynamic UI with animated weather backgrounds made with custom CSS.</w:t>
+      </w:r>
+    </w:p>
+    <w:p>
+      <w:pPr>
+        <w:numPr>
+          <w:ilvl w:val="0"/>
+          <w:numId w:val="2"/>
+        </w:numPr>
+        <w:bidi w:val="0"/>
+      </w:pPr>
+      <w:r>
+        <w:t>Integrated external APIs for real-time weather data.</w:t>
+      </w:r>
+    </w:p>
+    <w:p>
+      <w:pPr>
+        <w:bidi w:val="0"/>
+        <w:rPr>
+          <w:b/>
+          <w:bCs/>
+        </w:rPr>
+      </w:pPr>
+    </w:p>
+    <w:p>
+      <w:pPr>
+        <w:bidi w:val="0"/>
+        <w:rPr>
+          <w:rFonts w:ascii="Calibri" w:hAnsi="Calibri" w:cs="Calibri"/>
+        </w:rPr>
+      </w:pPr>
+      <w:r>
+        <w:rPr>
+          <w:b/>
+          <w:bCs/>
+        </w:rPr>
+        <w:t>Live Demo:</w:t>
+      </w:r>
+      <w:r>
+        <w:rPr>
+          <w:rFonts w:ascii="Calibri" w:hAnsi="Calibri" w:cs="Calibri"/>
+        </w:rPr>
+        <w:t xml:space="preserve"> </w:t>
+      </w:r>
+      <w:r>
+        <w:fldChar w:fldCharType="begin"/>
+      </w:r>
+      <w:r>
+        <w:instrText xml:space="preserve"> HYPERLINK "https://dynamic-weather-app-next13.vercel.app" </w:instrText>
+      </w:r>
+      <w:r>
+        <w:fldChar w:fldCharType="separate"/>
+      </w:r>
+      <w:r>
+        <w:rPr>
+          <w:rStyle w:val="7"/>
+          <w:rFonts w:ascii="Calibri" w:hAnsi="Calibri" w:cs="Calibri"/>
+        </w:rPr>
+        <w:t>dynamic-weather-app-next13.vercel.app</w:t>
+      </w:r>
+      <w:r>
+        <w:rPr>
+          <w:rStyle w:val="7"/>
+          <w:rFonts w:ascii="Calibri" w:hAnsi="Calibri" w:cs="Calibri"/>
+        </w:rPr>
+        <w:fldChar w:fldCharType="end"/>
+      </w:r>
+      <w:r>
+        <w:rPr>
+          <w:rStyle w:val="7"/>
+        </w:rPr>
+        <w:br w:type="textWrapping"/>
+      </w:r>
+      <w:r>
+        <w:rPr>
+          <w:b/>
+          <w:bCs/>
+        </w:rPr>
+        <w:t>Code:</w:t>
+      </w:r>
+      <w:r>
+        <w:rPr>
+          <w:rFonts w:ascii="Calibri" w:hAnsi="Calibri" w:cs="Calibri"/>
+        </w:rPr>
+        <w:t xml:space="preserve"> </w:t>
+      </w:r>
+      <w:r>
+        <w:fldChar w:fldCharType="begin"/>
+      </w:r>
+      <w:r>
+        <w:instrText xml:space="preserve"> HYPERLINK "https://github.com/mohammad-kikhia/weather-app" </w:instrText>
+      </w:r>
+      <w:r>
+        <w:fldChar w:fldCharType="separate"/>
+      </w:r>
+      <w:r>
+        <w:rPr>
+          <w:rStyle w:val="7"/>
+          <w:rFonts w:ascii="Calibri" w:hAnsi="Calibri" w:cs="Calibri"/>
+        </w:rPr>
+        <w:t>github.com/mohammad-kikhia/weather-app</w:t>
+      </w:r>
+      <w:r>
+        <w:rPr>
+          <w:rStyle w:val="7"/>
+          <w:rFonts w:ascii="Calibri" w:hAnsi="Calibri" w:cs="Calibri"/>
+        </w:rPr>
+        <w:fldChar w:fldCharType="end"/>
+      </w:r>
+    </w:p>
+    <w:p>
+      <w:pPr>
+        <w:bidi w:val="0"/>
+        <w:rPr>
+          <w:rFonts w:ascii="Calibri" w:hAnsi="Calibri" w:cs="Calibri"/>
+        </w:rPr>
+      </w:pPr>
+    </w:p>
+    <w:p>
+      <w:pPr>
+        <w:pStyle w:val="12"/>
+        <w:bidi w:val="0"/>
+        <w:spacing w:after="0"/>
+        <w:ind w:left="0"/>
+        <w:rPr>
+          <w:b/>
+          <w:bCs/>
+          <w:sz w:val="28"/>
+          <w:szCs w:val="28"/>
+        </w:rPr>
+      </w:pPr>
+      <w:r>
+        <w:rPr>
+          <w:b/>
+          <w:bCs/>
+          <w:sz w:val="28"/>
+          <w:szCs w:val="28"/>
+        </w:rPr>
+        <w:t>Minesweeper Game</w:t>
+      </w:r>
+    </w:p>
+    <w:p>
+      <w:pPr>
+        <w:pStyle w:val="12"/>
+        <w:bidi w:val="0"/>
+        <w:ind w:left="0"/>
+        <w:rPr>
+          <w:rFonts w:ascii="Calibri" w:hAnsi="Calibri" w:cs="Calibri"/>
+          <w:rtl/>
+        </w:rPr>
+      </w:pPr>
+      <w:r>
+        <w:rPr>
+          <w:rFonts w:ascii="Calibri" w:hAnsi="Calibri" w:cs="Calibri"/>
+        </w:rPr>
+        <w:t>My take on the infamous minesweeper game with React.js, Tailwind CSS, and Redux-Toolkit.</w:t>
+      </w:r>
+    </w:p>
+    <w:p>
+      <w:pPr>
+        <w:pStyle w:val="12"/>
+        <w:bidi w:val="0"/>
+        <w:ind w:left="0"/>
+        <w:rPr>
+          <w:b/>
+          <w:bCs/>
+        </w:rPr>
+      </w:pPr>
+    </w:p>
+    <w:p>
+      <w:pPr>
+        <w:pStyle w:val="12"/>
+        <w:bidi w:val="0"/>
+        <w:ind w:left="0"/>
+        <w:rPr>
+          <w:b/>
+          <w:bCs/>
+        </w:rPr>
+      </w:pPr>
+      <w:r>
+        <w:rPr>
+          <w:b/>
+          <w:bCs/>
+        </w:rPr>
+        <w:t>Key Highlights:</w:t>
+      </w:r>
+    </w:p>
+    <w:p>
+      <w:pPr>
+        <w:pStyle w:val="12"/>
+        <w:numPr>
+          <w:ilvl w:val="0"/>
+          <w:numId w:val="2"/>
+        </w:numPr>
+        <w:bidi w:val="0"/>
+        <w:rPr>
+          <w:rFonts w:ascii="Calibri" w:hAnsi="Calibri" w:cs="Calibri"/>
+          <w:lang w:val="zh-CN"/>
+        </w:rPr>
+      </w:pPr>
+      <w:r>
+        <w:rPr>
+          <w:rFonts w:ascii="Calibri" w:hAnsi="Calibri" w:cs="Calibri"/>
+        </w:rPr>
+        <w:t>B</w:t>
+      </w:r>
+      <w:r>
+        <w:rPr>
+          <w:rFonts w:ascii="Calibri" w:hAnsi="Calibri" w:cs="Calibri"/>
+          <w:lang w:val="zh-CN"/>
+        </w:rPr>
+        <w:t>uilt with React.js, Tailwind CSS, and Redux Toolkit.</w:t>
+      </w:r>
+    </w:p>
+    <w:p>
+      <w:pPr>
+        <w:pStyle w:val="12"/>
+        <w:numPr>
+          <w:ilvl w:val="0"/>
+          <w:numId w:val="2"/>
+        </w:numPr>
+        <w:bidi w:val="0"/>
+        <w:rPr>
+          <w:rFonts w:ascii="Calibri" w:hAnsi="Calibri" w:cs="Calibri"/>
+          <w:lang w:val="zh-CN"/>
+        </w:rPr>
+      </w:pPr>
+      <w:r>
+        <w:rPr>
+          <w:rFonts w:ascii="Calibri" w:hAnsi="Calibri" w:cs="Calibri"/>
+        </w:rPr>
+        <w:t>I</w:t>
+      </w:r>
+      <w:r>
+        <w:rPr>
+          <w:rFonts w:ascii="Calibri" w:hAnsi="Calibri" w:cs="Calibri"/>
+          <w:lang w:val="zh-CN"/>
+        </w:rPr>
+        <w:t>mplemented full game logic and state management</w:t>
+      </w:r>
+      <w:r>
+        <w:rPr>
+          <w:rFonts w:ascii="Calibri" w:hAnsi="Calibri" w:cs="Calibri"/>
+        </w:rPr>
+        <w:t>.</w:t>
+      </w:r>
+    </w:p>
+    <w:p>
+      <w:pPr>
+        <w:pStyle w:val="12"/>
+        <w:numPr>
+          <w:ilvl w:val="0"/>
+          <w:numId w:val="2"/>
+        </w:numPr>
+        <w:bidi w:val="0"/>
+        <w:rPr>
           <w:rFonts w:ascii="Calibri" w:hAnsi="Calibri" w:cs="Calibri"/>
         </w:rPr>
       </w:pPr>
@@ -1793,12 +1695,8 @@
       <w:r>
         <w:t xml:space="preserve"> Fluent</w:t>
       </w:r>
-    </w:p>
-    <w:p>
-      <w:pPr>
-        <w:bidi w:val="0"/>
-        <w:jc w:val="center"/>
-      </w:pPr>
+      <w:bookmarkStart w:id="1" w:name="_GoBack"/>
+      <w:bookmarkEnd w:id="1"/>
     </w:p>
     <w:sectPr>
       <w:type w:val="continuous"/>
@@ -2239,7 +2137,7 @@
     <w:lsdException w:uiPriority="99" w:name="Document Map"/>
     <w:lsdException w:uiPriority="99" w:name="Plain Text"/>
     <w:lsdException w:uiPriority="99" w:name="E-mail Signature"/>
-    <w:lsdException w:uiPriority="99" w:name="Normal (Web)"/>
+    <w:lsdException w:qFormat="1" w:uiPriority="99" w:name="Normal (Web)"/>
     <w:lsdException w:uiPriority="99" w:name="HTML Acronym"/>
     <w:lsdException w:uiPriority="99" w:name="HTML Address"/>
     <w:lsdException w:uiPriority="99" w:name="HTML Cite"/>
@@ -2250,7 +2148,7 @@
     <w:lsdException w:uiPriority="99" w:name="HTML Sample"/>
     <w:lsdException w:uiPriority="99" w:name="HTML Typewriter"/>
     <w:lsdException w:uiPriority="99" w:name="HTML Variable"/>
-    <w:lsdException w:uiPriority="99" w:name="Normal Table"/>
+    <w:lsdException w:qFormat="1" w:uiPriority="99" w:name="Normal Table"/>
     <w:lsdException w:uiPriority="99" w:name="annotation subject"/>
     <w:lsdException w:uiPriority="99" w:name="Table Simple 1"/>
     <w:lsdException w:uiPriority="99" w:name="Table Simple 2"/>
@@ -2423,6 +2321,7 @@
     <w:name w:val="Normal Table"/>
     <w:semiHidden/>
     <w:unhideWhenUsed/>
+    <w:qFormat/>
     <w:uiPriority w:val="99"/>
     <w:tblPr>
       <w:tblCellMar>
@@ -2499,6 +2398,7 @@
     <w:basedOn w:val="1"/>
     <w:semiHidden/>
     <w:unhideWhenUsed/>
+    <w:qFormat/>
     <w:uiPriority w:val="99"/>
     <w:pPr>
       <w:bidi w:val="0"/>
@@ -2525,6 +2425,7 @@
     <w:basedOn w:val="2"/>
     <w:semiHidden/>
     <w:unhideWhenUsed/>
+    <w:qFormat/>
     <w:uiPriority w:val="99"/>
     <w:rPr>
       <w:color w:val="605E5C"/>
